--- a/course_material/科研Skill开发实践报告模板.docx
+++ b/course_material/科研Skill开发实践报告模板.docx
@@ -8,6 +8,39 @@
         <w:widowControl/>
         <w:spacing w:before="200" w:after="100" w:line="300" w:lineRule="auto"/>
         <w:contextualSpacing/>
+        <w:jc w:val="center"/>
+        <w:rPr>
+          <w:rFonts w:ascii="黑体" w:hAnsi="黑体" w:eastAsia="黑体" w:cs="黑体"/>
+          <w:b/>
+          <w:color w:val="000000"/>
+          <w:spacing w:val="5"/>
+          <w:kern w:val="28"/>
+          <w:sz w:val="40"/>
+          <w:szCs w:val="52"/>
+        </w:rPr>
+      </w:pPr>
+      <w:r>
+        <w:rPr>
+          <w:lang w:eastAsia="zh-CN"/>
+        </w:rPr>
+        <w:t>AI4S科学智</w:t>
+      </w:r>
+      <w:bookmarkStart w:id="0" w:name="_GoBack"/>
+      <w:bookmarkEnd w:id="0"/>
+      <w:r>
+        <w:rPr>
+          <w:lang w:eastAsia="zh-CN"/>
+        </w:rPr>
+        <w:t>能原理与实践</w:t>
+      </w:r>
+    </w:p>
+    <w:p>
+      <w:pPr>
+        <w:pStyle w:val="31"/>
+        <w:widowControl/>
+        <w:spacing w:before="200" w:after="100" w:line="300" w:lineRule="auto"/>
+        <w:contextualSpacing/>
+        <w:jc w:val="center"/>
         <w:rPr>
           <w:rFonts w:ascii="黑体" w:hAnsi="黑体" w:eastAsia="黑体" w:cs="黑体"/>
           <w:b/>
@@ -60,15 +93,7 @@
         <w:rPr>
           <w:rFonts w:ascii="Times New Roman" w:hAnsi="Times New Roman" w:eastAsia="宋体"/>
         </w:rPr>
-        <w:t>[准确概</w:t>
-      </w:r>
-      <w:bookmarkStart w:id="0" w:name="_GoBack"/>
-      <w:bookmarkEnd w:id="0"/>
-      <w:r>
-        <w:rPr>
-          <w:rFonts w:ascii="Times New Roman" w:hAnsi="Times New Roman" w:eastAsia="宋体"/>
-        </w:rPr>
-        <w:t>括 Skill 的任务对象与核心能力]</w:t>
+        <w:t>[准确概括 Skill 的任务对象与核心能力]</w:t>
       </w:r>
       <w:r>
         <w:rPr>
